--- a/05_Website_Angular/docs/Linaw-PH-Manuscript-Guide.docx
+++ b/05_Website_Angular/docs/Linaw-PH-Manuscript-Guide.docx
@@ -2689,20 +2689,20 @@
         <w:spacing w:after="70"/>
       </w:pPr>
       <w:r>
-        <w:t xml:space="preserve">Data collection has not been completed, so there are no findings yet.</w:t>
-      </w:r>
-    </w:p>
-    <w:p>
-      <w:pPr>
-        <w:pStyle w:val="ListParagraph"/>
-        <w:numPr>
-          <w:ilvl w:val="0"/>
-          <w:numId w:val="2"/>
-        </w:numPr>
-        <w:spacing w:after="70"/>
-      </w:pPr>
-      <w:r>
-        <w:t xml:space="preserve">A named person accountable for the data, and a disposal plan, still need to be settled.</w:t>
+        <w:t>Data collection is only partly complete. Instrument A has been administered and its findings are reported: 108 responses, 103 valid, 46 inside the stated population. Instruments C, D, E and F have not been administered, and nothing is reported for them.</w:t>
+      </w:r>
+    </w:p>
+    <w:p>
+      <w:pPr>
+        <w:pStyle w:val="ListParagraph"/>
+        <w:numPr>
+          <w:ilvl w:val="0"/>
+          <w:numId w:val="2"/>
+        </w:numPr>
+        <w:spacing w:after="70"/>
+      </w:pPr>
+      <w:r>
+        <w:t>A named person accountable for the data still needs to be settled. The disposal plan no longer does — Ethical Consideration now states that raw responses are held in an access-restricted folder kept only by the research team and destroyed once the study is completed and the final manuscript approved. What remains unanswered is who the personal information controller is after the researchers graduate.</w:t>
       </w:r>
     </w:p>
     <w:p>
@@ -2741,20 +2741,20 @@
         <w:spacing w:after="70"/>
       </w:pPr>
       <w:r>
-        <w:t>Two features are in the software and not yet in the manuscript itself: skills linked to evidence with half credit for the unlinked, and rejection reasons that reach the applicant. Both are written up in the replacement-text document and are waiting to be pasted in.</w:t>
-      </w:r>
-    </w:p>
-    <w:p>
-      <w:pPr>
-        <w:pStyle w:val="ListParagraph"/>
-        <w:numPr>
-          <w:ilvl w:val="0"/>
-          <w:numId w:val="2"/>
-        </w:numPr>
-        <w:spacing w:after="70"/>
-      </w:pPr>
-      <w:r>
-        <w:t>The scoring formula as printed in Chapter 3 is incomplete in the manuscript itself. It reads matched ÷ required; it should read (matched − unsourced × 0.5) ÷ required. The replacement text in Linaw-PH-Updated-Manuscript-Sections.docx has been corrected — Replacement 8, Development and Testing — so the fix is a copy-and-paste, but nobody has pasted it yet.</w:t>
+        <w:t>One feature is in the software and not yet in the manuscript: rejection reasons that reach the applicant. The other half of this item is closed — skills linked to evidence, with half credit for the unlinked, is now written up in Chapter 3 in its own paragraph.</w:t>
+      </w:r>
+    </w:p>
+    <w:p>
+      <w:pPr>
+        <w:pStyle w:val="ListParagraph"/>
+        <w:numPr>
+          <w:ilvl w:val="0"/>
+          <w:numId w:val="2"/>
+        </w:numPr>
+        <w:spacing w:after="70"/>
+      </w:pPr>
+      <w:r>
+        <w:t>CLOSED. The scoring formula in Chapter 3 was incomplete and has since been corrected. It now prints Score = (S × Ws + E × We + X × Wx) × 100, and a following paragraph states that a matched and sourced skill contributes its full share of S while a matched but unsourced skill contributes half, never zero. Nothing needs pasting; do not "fix" this again.</w:t>
       </w:r>
     </w:p>
     <w:p>

--- a/05_Website_Angular/docs/Linaw-PH-Manuscript-Guide.docx
+++ b/05_Website_Angular/docs/Linaw-PH-Manuscript-Guide.docx
@@ -2220,7 +2220,7 @@
                 <w:sz w:val="19"/>
                 <w:szCs w:val="19"/>
               </w:rPr>
-              <w:t xml:space="preserve">The weights are 50/25/25</w:t>
+              <w:t>The weights are 50/25/25 by default</w:t>
             </w:r>
           </w:p>
         </w:tc>
